--- a/Output Submission/Challenges_Issues_and_Resolutions_V2.docx
+++ b/Output Submission/Challenges_Issues_and_Resolutions_V2.docx
@@ -217,6 +217,30 @@
     <w:p>
       <w:r>
         <w:t>10. Appendix</w:t>
+      </w:r>
+    </w:p>
+    <w:p>
+      <w:pPr>
+        <w:pStyle w:val="Normal"/>
+      </w:pPr>
+      <w:r>
+        <w:t xml:space="preserve">    Appendix A: Image-to-Scenario Mapping</w:t>
+      </w:r>
+    </w:p>
+    <w:p>
+      <w:pPr>
+        <w:pStyle w:val="Normal"/>
+      </w:pPr>
+      <w:r>
+        <w:t xml:space="preserve">    Appendix B: Complete Dataset-Wise Challenge Registry</w:t>
+      </w:r>
+    </w:p>
+    <w:p>
+      <w:pPr>
+        <w:pStyle w:val="Normal"/>
+      </w:pPr>
+      <w:r>
+        <w:t xml:space="preserve">    Appendix C: Master Bug Fix Registry (31 fixes)</w:t>
       </w:r>
     </w:p>
     <w:p>
@@ -2549,10 +2573,12 @@
       </w:pPr>
       <w:r>
         <w:rPr>
+          <w:b/>
           <w:i/>
-          <w:color w:val="969696"/>
+          <w:color w:val="003399"/>
+          <w:sz w:val="20"/>
         </w:rPr>
-        <w:t>[Image Placeholder: Tiger walking near water body with its reflection visible in the water surface below]</w:t>
+        <w:t>Reference Image: 002655.jpg | Dataset: Test Data 13 | Tiger near water with visible reflection, suppressed by flip-similarity detection.</w:t>
       </w:r>
     </w:p>
     <w:p>
@@ -2676,10 +2702,12 @@
       </w:pPr>
       <w:r>
         <w:rPr>
+          <w:b/>
           <w:i/>
-          <w:color w:val="969696"/>
+          <w:color w:val="003399"/>
+          <w:sz w:val="20"/>
         </w:rPr>
-        <w:t>[Image Placeholder: Two or three tigers in the same frame, all with full or mostly visible bodies]</w:t>
+        <w:t>Reference Image: 000082.jpg | Dataset: Test Data 4 | Two tigers fully visible. V1 missed 2nd tiger (YOLOv8n too small). V2 detects both.</w:t>
       </w:r>
     </w:p>
     <w:p>
@@ -2795,10 +2823,12 @@
       </w:pPr>
       <w:r>
         <w:rPr>
+          <w:b/>
           <w:i/>
-          <w:color w:val="969696"/>
+          <w:color w:val="003399"/>
+          <w:sz w:val="20"/>
         </w:rPr>
-        <w:t>[Image Placeholder: One tiger in the foreground (full body visible) and a second tiger partially hidden behind vegetation, fence, or the first tiger]</w:t>
+        <w:t>Reference Image: 000909.jpg | Dataset: Test Data 9 | Foreground tiger + partially visible 2nd tiger (Corner_Trace). 3rd tiger too occluded for any model.</w:t>
       </w:r>
     </w:p>
     <w:p>
@@ -2914,10 +2944,12 @@
       </w:pPr>
       <w:r>
         <w:rPr>
+          <w:b/>
           <w:i/>
-          <w:color w:val="969696"/>
+          <w:color w:val="003399"/>
+          <w:sz w:val="20"/>
         </w:rPr>
-        <w:t>[Image Placeholder: Two tigers on either side of a fence - one clearly visible, the other partially visible through fence bars]</w:t>
+        <w:t>Reference Image: 000341.jpg | Dataset: Test Data 6 | Also: 000946.jpg (Test Data 9), 000102.jpg (Test Data 4). Fence-separated tigers flagged for human review.</w:t>
       </w:r>
     </w:p>
     <w:p>
@@ -3041,10 +3073,12 @@
       </w:pPr>
       <w:r>
         <w:rPr>
+          <w:b/>
           <w:i/>
-          <w:color w:val="969696"/>
+          <w:color w:val="003399"/>
+          <w:sz w:val="20"/>
         </w:rPr>
-        <w:t>[Image Placeholder: Tiger partially in frame with only head, tail, legs, or a body segment visible at the edge]</w:t>
+        <w:t>Reference Image: 002673.jpg | Dataset: Test Data 13 | Rear-view tiger detected via COCO proxy fallback with species gate bypass.</w:t>
       </w:r>
     </w:p>
     <w:p>
@@ -3168,10 +3202,12 @@
       </w:pPr>
       <w:r>
         <w:rPr>
+          <w:b/>
           <w:i/>
-          <w:color w:val="969696"/>
+          <w:color w:val="003399"/>
+          <w:sz w:val="20"/>
         </w:rPr>
-        <w:t>[Image Placeholder: Tiger photographed at night using IR flash, resulting in greyscale image with reduced contrast]</w:t>
+        <w:t>Reference Image: 000956.jpg | Dataset: Test Data 9 | Also: 000123.jpg (Test Data 4), 002657.jpg (Test Data 13). IR species gate bypass (Fix F).</w:t>
       </w:r>
     </w:p>
     <w:p>
@@ -3287,10 +3323,12 @@
       </w:pPr>
       <w:r>
         <w:rPr>
+          <w:b/>
           <w:i/>
-          <w:color w:val="969696"/>
+          <w:color w:val="003399"/>
+          <w:sz w:val="20"/>
         </w:rPr>
-        <w:t>[Image Placeholder: Tiger in fog, haze, or backlit conditions where contrast is significantly reduced]</w:t>
+        <w:t>Reference Image: 002677.jpg | Dataset: Test Data 13 | Also: 000182.jpg (Test Data 5). Combined Laplacian + Gradient metric tolerates motion blur.</w:t>
       </w:r>
     </w:p>
     <w:p>
@@ -3406,10 +3444,12 @@
       </w:pPr>
       <w:r>
         <w:rPr>
+          <w:b/>
           <w:i/>
-          <w:color w:val="969696"/>
+          <w:color w:val="003399"/>
+          <w:sz w:val="20"/>
         </w:rPr>
-        <w:t>[Image Placeholder: Tiger in motion creating directional blur, or rain streaks across the image]</w:t>
+        <w:t>Reference Image: 002677.jpg | Dataset: Test Data 13 | Also: 000182.jpg (Test Data 5). Combined Laplacian + Gradient metric tolerates motion blur.</w:t>
       </w:r>
     </w:p>
     <w:p>
@@ -3533,10 +3573,14 @@
       </w:pPr>
       <w:r>
         <w:rPr>
+          <w:b/>
           <w:i/>
-          <w:color w:val="969696"/>
+          <w:color w:val="003399"/>
+          <w:sz w:val="20"/>
         </w:rPr>
-        <w:t>[Image Placeholder: Camera-trap image triggered by wind, vegetation movement, or other animals but no tiger present]</w:t>
+        <w:t>Reference Images: Multiple empty frames across all test datasets</w:t>
+        <w:br/>
+        <w:t>(Images containing only forest/grassland/water with no tiger present. The 3-stage cascade correctly returns tiger_count=0 — OIV7 finds no Tiger class, COCO finds no animal class, Fallback species check rejects.)</w:t>
       </w:r>
     </w:p>
     <w:p>
@@ -3660,10 +3704,14 @@
       </w:pPr>
       <w:r>
         <w:rPr>
+          <w:b/>
           <w:i/>
-          <w:color w:val="969696"/>
+          <w:color w:val="003399"/>
+          <w:sz w:val="20"/>
         </w:rPr>
-        <w:t>[Image Placeholder: Camera-trap image containing non-tiger animals (deer, elephant, wild boar, monkey, bear)]</w:t>
+        <w:t>Reference Images: Non-tiger animal frames across test datasets</w:t>
+        <w:br/>
+        <w:t>(Images containing deer, wild boar, or other wildlife. ResNet50 species gate top-3 predictions never include 'tiger' for these species — consistently rejected at verification stage.)</w:t>
       </w:r>
     </w:p>
     <w:p>
@@ -3787,10 +3835,14 @@
       </w:pPr>
       <w:r>
         <w:rPr>
+          <w:b/>
           <w:i/>
-          <w:color w:val="969696"/>
+          <w:color w:val="003399"/>
+          <w:sz w:val="20"/>
         </w:rPr>
-        <w:t>[Image Placeholder: Camera-trap image containing a felid species visually similar to a tiger (leopard, jaguar, panther, lion, tiger cat)]</w:t>
+        <w:t>Reference Images: Not present in current test datasets (by design — Sundarbans habitat)</w:t>
+        <w:br/>
+        <w:t>(Similar species scenario validated via ResNet50 two-level species filtering: top-3 must include 'tiger' AND tiger must dominate relative logit scores vs leopard/jaguar/lion.)</w:t>
       </w:r>
     </w:p>
     <w:p>
@@ -3914,10 +3966,12 @@
       </w:pPr>
       <w:r>
         <w:rPr>
+          <w:b/>
           <w:i/>
-          <w:color w:val="969696"/>
+          <w:color w:val="003399"/>
+          <w:sz w:val="20"/>
         </w:rPr>
-        <w:t>[Image Placeholder: Tigers in various poses, ages, and orientations within camera-trap images]</w:t>
+        <w:t>Reference Image: 002701.jpg | Dataset: Test Data 13 (vertical tiger) | Also: 007005.jpeg (Test Data 3, 3 tiger cubs), 000084.jpg (Test Data 4, vertical).</w:t>
       </w:r>
     </w:p>
     <w:p>
@@ -4041,10 +4095,12 @@
       </w:pPr>
       <w:r>
         <w:rPr>
+          <w:b/>
           <w:i/>
-          <w:color w:val="969696"/>
+          <w:color w:val="003399"/>
+          <w:sz w:val="20"/>
         </w:rPr>
-        <w:t>[Image Placeholder: Camera-trap images with non-standard dimensions, orientation, or resolution]</w:t>
+        <w:t>Reference Image: 002687.jpg | Dataset: Test Data 13 (129x134px small) | Also: 000084.jpg (Test Data 4, portrait orientation), 000491.jpg (Test Data 8, 314x215px).</w:t>
       </w:r>
     </w:p>
     <w:p>
@@ -4168,10 +4224,12 @@
       </w:pPr>
       <w:r>
         <w:rPr>
+          <w:b/>
           <w:i/>
-          <w:color w:val="969696"/>
+          <w:color w:val="003399"/>
+          <w:sz w:val="20"/>
         </w:rPr>
-        <w:t>[Image Placeholder: Tiger walking alongside water body with its reflection visible]</w:t>
+        <w:t>Reference Image: 002655.jpg | Dataset: Test Data 13 | Tiger near water with visible reflection, suppressed by flip-similarity detection.</w:t>
       </w:r>
     </w:p>
     <w:p>
@@ -4287,10 +4345,12 @@
       </w:pPr>
       <w:r>
         <w:rPr>
+          <w:b/>
           <w:i/>
-          <w:color w:val="969696"/>
+          <w:color w:val="003399"/>
+          <w:sz w:val="20"/>
         </w:rPr>
-        <w:t>[Image Placeholder: Tiger partially occluded by tall grass, bamboo, or tree branches with only parts of the body visible through gaps]</w:t>
+        <w:t>Reference Image: 002711.jpg | Dataset: Test Data 13 | Dark enhancement (gamma 0.5 + CLAHE 8x8) reveals stripe patterns for detection.</w:t>
       </w:r>
     </w:p>
     <w:p>
@@ -4406,10 +4466,12 @@
       </w:pPr>
       <w:r>
         <w:rPr>
+          <w:b/>
           <w:i/>
-          <w:color w:val="969696"/>
+          <w:color w:val="003399"/>
+          <w:sz w:val="20"/>
         </w:rPr>
-        <w:t>[Image Placeholder: Tiger in deep shadow under tree canopy or at twilight where body features are barely visible]</w:t>
+        <w:t>Reference Image: 002711.jpg | Dataset: Test Data 13 | Dark enhancement (gamma 0.5 + CLAHE 8x8) reveals stripe patterns for detection.</w:t>
       </w:r>
     </w:p>
     <w:p>
@@ -8329,6 +8391,2279 @@
         <w:t>TRACE  |  V2 Final  |  Group 4  |  EPAIB Batch 05  |  IIM Lucknow  |  June 2026</w:t>
       </w:r>
     </w:p>
+    <w:p>
+      <w:pPr>
+        <w:pStyle w:val="Heading1"/>
+      </w:pPr>
+      <w:r>
+        <w:t xml:space="preserve">Appendix B: Complete Dataset-Wise Challenge Registry</w:t>
+      </w:r>
+    </w:p>
+    <w:p>
+      <w:pPr>
+        <w:pStyle w:val="Normal"/>
+      </w:pPr>
+      <w:r>
+        <w:t xml:space="preserve">This appendix documents every challenge encountered across ALL 19 test datasets tested during V1 and V2 development, from the earliest runs to final validation.</w:t>
+      </w:r>
+    </w:p>
+    <w:p>
+      <w:pPr>
+        <w:pStyle w:val="Heading2"/>
+      </w:pPr>
+      <w:r>
+        <w:t xml:space="preserve">B.1  Amur Tiger Training Data (3,392 images)</w:t>
+      </w:r>
+    </w:p>
+    <w:p>
+      <w:pPr>
+        <w:pStyle w:val="Normal"/>
+      </w:pPr>
+      <w:r>
+        <w:t xml:space="preserve">The ATRW benchmark dataset was the first large-scale validation. Key findings:</w:t>
+      </w:r>
+    </w:p>
+    <w:p>
+      <w:pPr>
+        <w:pStyle w:val="Normal"/>
+      </w:pPr>
+      <w:r>
+        <w:t xml:space="preserve">25.9% of images rejected as blurry (Laplacian &lt; 80 threshold, later lowered to 10). 54% of detections required Whole-Image Fallback because OIV7 missed close-up crops where tiger fills entire frame. Corner Trace bug discovered: all 452 fallback detections incorrectly labelled as Corner_Trace because fallback box starts at (0,0) which is always within 12px of border. Fix: exclude Whole_Image_Fallback from corner trace check. Species gate correctly rejected 15 non-tiger crops including zoo cage bars (labelled as 'prison', 'bulletproof vest') and background-only frames.</w:t>
+      </w:r>
+    </w:p>
+    <w:p>
+      <w:pPr>
+        <w:pStyle w:val="Heading2"/>
+      </w:pPr>
+      <w:r>
+        <w:t xml:space="preserve">B.2  Test Bh (35 images — Bhargavi/Prof dataset)</w:t>
+      </w:r>
+    </w:p>
+    <w:p>
+      <w:pPr>
+        <w:pStyle w:val="Normal"/>
+      </w:pPr>
+      <w:r>
+        <w:t xml:space="preserve">Cross-dataset generalisation test using Bhargavi's collected images. Challenges:</w:t>
+      </w:r>
+    </w:p>
+    <w:p>
+      <w:pPr>
+        <w:pStyle w:val="Normal"/>
+      </w:pPr>
+      <w:r>
+        <w:t xml:space="preserve">Images scored low on Laplacian blur (38-48 vs threshold 80). Dark IR images (brightness 11-13) were rejected before IR detection could run. Non-tiger animals present: orangutan, sloth bear, hyena, coyote — all correctly rejected by species gate. Result after fixes: 34/35 detected, 13 new tigers + 2 cross-dataset recaptures.</w:t>
+      </w:r>
+    </w:p>
+    <w:p>
+      <w:pPr>
+        <w:pStyle w:val="Normal"/>
+      </w:pPr>
+      <w:r>
+        <w:t xml:space="preserve">Key images: 1.44.16 PM (1).jpeg — orangutan/sloth bear (species gate reject). 1.44.16 PM (5).jpeg — hyena/coyote (species gate reject). 1.44.16 PM (3).jpeg — single tiger detected correctly.</w:t>
+      </w:r>
+    </w:p>
+    <w:p>
+      <w:pPr>
+        <w:pStyle w:val="Heading2"/>
+      </w:pPr>
+      <w:r>
+        <w:t xml:space="preserve">B.3  Test Data 1 (10 images)</w:t>
+      </w:r>
+    </w:p>
+    <w:p>
+      <w:pPr>
+        <w:pStyle w:val="Normal"/>
+      </w:pPr>
+      <w:r>
+        <w:t xml:space="preserve">First water reflection bug discovered here.</w:t>
+      </w:r>
+    </w:p>
+    <w:p>
+      <w:pPr>
+        <w:pStyle w:val="Normal"/>
+      </w:pPr>
+      <w:r>
+        <w:t xml:space="preserve">006000.jpeg: 1 tiger + water reflection counted as 2 tigers. Grid scan L/R split detected reflection as new individual (Tiger_079). Root cause: reflection passes species gate (stripe patterns still visible when flipped) and fingerprint similarity ~0.45-0.60 is below GRID_SAME_TIGER_THRESH of 0.68. Fix: detect_water_presence() + relative flip_sim &gt; direct_sim criterion. Initial absolute threshold 0.70 was too high (flip_sim was 0.529). Switched to relative criterion.</w:t>
+      </w:r>
+    </w:p>
+    <w:p>
+      <w:pPr>
+        <w:pStyle w:val="Heading2"/>
+      </w:pPr>
+      <w:r>
+        <w:t xml:space="preserve">B.4  Test Data 2</w:t>
+      </w:r>
+    </w:p>
+    <w:p>
+      <w:pPr>
+        <w:pStyle w:val="Normal"/>
+      </w:pPr>
+      <w:r>
+        <w:t xml:space="preserve">005052.jpg: Pipeline predicted 2 tigers (Tiger_001 + Tiger_081 in bottom portion). Flagged for human confirmation — uncertain multi-tiger detection. This was an early case that led to the Confidence Flag Rule.</w:t>
+      </w:r>
+    </w:p>
+    <w:p>
+      <w:pPr>
+        <w:pStyle w:val="Heading2"/>
+      </w:pPr>
+      <w:r>
+        <w:t xml:space="preserve">B.5  Test Data 3 (13 images)</w:t>
+      </w:r>
+    </w:p>
+    <w:p>
+      <w:pPr>
+        <w:pStyle w:val="Normal"/>
+      </w:pPr>
+      <w:r>
+        <w:t xml:space="preserve">Multiple critical bugs discovered in this dataset:</w:t>
+      </w:r>
+    </w:p>
+    <w:p>
+      <w:pPr>
+        <w:pStyle w:val="Normal"/>
+      </w:pPr>
+      <w:r>
+        <w:t xml:space="preserve">007000.jpeg: LION image. ResNet50 top-3 = ['lion', 'cougar', 'tiger']. Pipeline initially accepted because 'tiger' appeared at position 3 BEFORE the big-cat dominance check ran. Fix: check top-1 against NON_TIGER_BIG_CATS list BEFORE tiger acceptance.</w:t>
+      </w:r>
+    </w:p>
+    <w:p>
+      <w:pPr>
+        <w:pStyle w:val="Normal"/>
+      </w:pPr>
+      <w:r>
+        <w:t xml:space="preserve">007004.jpeg: 1 tiger + water reflection in muddy brown puddle on left side. Remainder_L counted reflection as new tiger. detect_water_presence returned False because puddle was brown (not blue — failed blue-pixel check). Fix: removed detect_water_presence gate from remainder scan; replaced with flip_sim &gt; direct_sim AND flip_sim &gt;= 0.55.</w:t>
+      </w:r>
+    </w:p>
+    <w:p>
+      <w:pPr>
+        <w:pStyle w:val="Normal"/>
+      </w:pPr>
+      <w:r>
+        <w:t xml:space="preserve">007005.jpeg: 3 tiger cubs detected as 4. Three similar-looking cubs all matched Tiger_001 (an adult from earlier images) due to high cosine similarity. Challenge: cubs matching adult fingerprint causes ID confusion.</w:t>
+      </w:r>
+    </w:p>
+    <w:p>
+      <w:pPr>
+        <w:pStyle w:val="Normal"/>
+      </w:pPr>
+      <w:r>
+        <w:t xml:space="preserve">008001.jpeg: Night image with 2 adults + 1 cub (3 tigers). Pipeline counted only 1. Remainder_R blocked a genuine second tiger with sim=0.88 (same-tiger guard triggered on different tiger). Challenge: under-counting in night/multi-tiger scenes.</w:t>
+      </w:r>
+    </w:p>
+    <w:p>
+      <w:pPr>
+        <w:pStyle w:val="Heading2"/>
+      </w:pPr>
+      <w:r>
+        <w:t xml:space="preserve">B.6  Test Data 4 (20 images, 000081-000147)</w:t>
+      </w:r>
+    </w:p>
+    <w:p>
+      <w:pPr>
+        <w:pStyle w:val="Normal"/>
+      </w:pPr>
+      <w:r>
+        <w:t xml:space="preserve">V1 to V2 upgrade validation dataset. Key challenges:</w:t>
+      </w:r>
+    </w:p>
+    <w:p>
+      <w:pPr>
+        <w:pStyle w:val="Normal"/>
+      </w:pPr>
+      <w:r>
+        <w:t xml:space="preserve">000082.jpg: 2 tigers fully visible. V1 (YOLOv8n) missed 2nd tiger entirely. V2 (YOLOv8l) correctly detected both. This image motivated the model upgrade from nano to large.</w:t>
+      </w:r>
+    </w:p>
+    <w:p>
+      <w:pPr>
+        <w:pStyle w:val="Normal"/>
+      </w:pPr>
+      <w:r>
+        <w:t xml:space="preserve">000084.jpg: Vertical/portrait orientation tiger. Grid scan incorrectly split into L/R halves (designed for landscape). V1 counted 2 tigers (false split). Fix: orientation-aware grid — portrait images use T/B split, landscape uses L/R.</w:t>
+      </w:r>
+    </w:p>
+    <w:p>
+      <w:pPr>
+        <w:pStyle w:val="Normal"/>
+      </w:pPr>
+      <w:r>
+        <w:t xml:space="preserve">000102.jpg: 2 tigers — one behind fence. V2 detects fence but cannot confirm 2nd tiger through fence bars. Always flagged [FENCE] for human review. Geometrically unresolvable from single 2D frame.</w:t>
+      </w:r>
+    </w:p>
+    <w:p>
+      <w:pPr>
+        <w:pStyle w:val="Normal"/>
+      </w:pPr>
+      <w:r>
+        <w:t xml:space="preserve">000123.jpg: IR Night image. Species gate returned dog breeds (Tibetan mastiff, Groenendael, Japanese spaniel). Near-identical RGB channels. Fix F: bypass species gate when IR + YOLO conf &gt;= 0.15.</w:t>
+      </w:r>
+    </w:p>
+    <w:p>
+      <w:pPr>
+        <w:pStyle w:val="Normal"/>
+      </w:pPr>
+      <w:r>
+        <w:t xml:space="preserve">000143.jpg: Rejected as blurry by V1 (Laplacian 22.6 &lt; threshold 25). Image was visually clear. Fix: combined Laplacian + Gradient Magnitude metric, threshold lowered from 25 to 10.</w:t>
+      </w:r>
+    </w:p>
+    <w:p>
+      <w:pPr>
+        <w:pStyle w:val="Heading2"/>
+      </w:pPr>
+      <w:r>
+        <w:t xml:space="preserve">B.7  Test Data 5 (20 images)</w:t>
+      </w:r>
+    </w:p>
+    <w:p>
+      <w:pPr>
+        <w:pStyle w:val="Normal"/>
+      </w:pPr>
+      <w:r>
+        <w:t xml:space="preserve">000182.jpg: V1 wrongly rejected as blurry (Laplacian variance 22.6 &lt; 25). V2 accepted correctly with combined blur metric. All three V2 algorithm upgrades validated here: larger model (YOLOv8l), better blur detection, orientation-aware grid logic. Result: 20/20 correct (100%).</w:t>
+      </w:r>
+    </w:p>
+    <w:p>
+      <w:pPr>
+        <w:pStyle w:val="Heading2"/>
+      </w:pPr>
+      <w:r>
+        <w:t xml:space="preserve">B.8  Test Data 6 (20 images)</w:t>
+      </w:r>
+    </w:p>
+    <w:p>
+      <w:pPr>
+        <w:pStyle w:val="Normal"/>
+      </w:pPr>
+      <w:r>
+        <w:t xml:space="preserve">000341.jpg: 2 tigers (one in front, one behind fence). Pipeline predicted 1. Fence occlusion too severe for auto-detection — routed to human review with [FENCE-SIGNAL] flag.</w:t>
+      </w:r>
+    </w:p>
+    <w:p>
+      <w:pPr>
+        <w:pStyle w:val="Normal"/>
+      </w:pPr>
+      <w:r>
+        <w:t xml:space="preserve">000363.jpg: 1 tiger but pipeline predicted 2 (false positive). Tiger_003 enrolled with match score 0.44 despite vertical guard being active. Fix: hard-reject new enrollments with match_score &lt; 0.50 under vertical guard. Filename mismatch bug also found: ground truth dict used assumed filenames that did not match actual files, causing reported accuracy to drop to 25%.</w:t>
+      </w:r>
+    </w:p>
+    <w:p>
+      <w:pPr>
+        <w:pStyle w:val="Heading2"/>
+      </w:pPr>
+      <w:r>
+        <w:t xml:space="preserve">B.9  Test Data 7 (20 images, 000397-000442)</w:t>
+      </w:r>
+    </w:p>
+    <w:p>
+      <w:pPr>
+        <w:pStyle w:val="Normal"/>
+      </w:pPr>
+      <w:r>
+        <w:t xml:space="preserve">000428.jpg: Missed fence tiger — same class of problem as 000341 (second tiger physically occluded behind fence). Flagged for human review. 000422.jpg: Tiger standing vertically, vertical guard triggered correctly. Initially 5 images had spurious fence flags — after Bug Fix 18 (smart flagging), reduced to 0. V2 accuracy: 19/20 (95%).</w:t>
+      </w:r>
+    </w:p>
+    <w:p>
+      <w:pPr>
+        <w:pStyle w:val="Heading2"/>
+      </w:pPr>
+      <w:r>
+        <w:t xml:space="preserve">B.10  Test Data 8 (20 images, 000448-000498)</w:t>
+      </w:r>
+    </w:p>
+    <w:p>
+      <w:pPr>
+        <w:pStyle w:val="Normal"/>
+      </w:pPr>
+      <w:r>
+        <w:t xml:space="preserve">000466.jpg: V1 predicted 2 tigers (false positive from corner overlap). Actual = 1 tiger. Fix: Corner Overlap Guard correctly blocks in V2.</w:t>
+      </w:r>
+    </w:p>
+    <w:p>
+      <w:pPr>
+        <w:pStyle w:val="Normal"/>
+      </w:pPr>
+      <w:r>
+        <w:t xml:space="preserve">000491.jpg: V1 and V2 predicted 0 tigers. Actual = 1. Image very small (314x215 pixels). YOLO found zero boxes, Whole_Image_Fallback triggered but ResNet50 top-3 returned ox/ibex/bison — species gate misclassification on tiny image. Now flagged [REJECTED] for human review.</w:t>
+      </w:r>
+    </w:p>
+    <w:p>
+      <w:pPr>
+        <w:pStyle w:val="Heading2"/>
+      </w:pPr>
+      <w:r>
+        <w:t xml:space="preserve">B.11  Test Data 9 (20 images, 000900-000972)</w:t>
+      </w:r>
+    </w:p>
+    <w:p>
+      <w:pPr>
+        <w:pStyle w:val="Normal"/>
+      </w:pPr>
+      <w:r>
+        <w:t xml:space="preserve">000903.jpg / 000916.jpg: Same tiger detected by 2 YOLO boxes — counted as 2 (over-counting). Root cause: tiger_count = valid_count used raw box count. Fix E: tiger_count = len(set(tiger_ids)).</w:t>
+      </w:r>
+    </w:p>
+    <w:p>
+      <w:pPr>
+        <w:pStyle w:val="Normal"/>
+      </w:pPr>
+      <w:r>
+        <w:t xml:space="preserve">000909.jpg: 3 tigers present, V2 detected 2. Vertical guard blocked Remainder + Margin scans entirely. Fix G: unblock with stricter thresholds (coverage 0.75, similarity 0.75). 3rd tiger too occluded = YOLO model limit.</w:t>
+      </w:r>
+    </w:p>
+    <w:p>
+      <w:pPr>
+        <w:pStyle w:val="Normal"/>
+      </w:pPr>
+      <w:r>
+        <w:t xml:space="preserve">000946.jpg: 2 tigers with fence, counted as 1. Fence detected but auto-scans exhausted. Fix D: fence + 1 tiger + scans fail = needs_confirmation=True.</w:t>
+      </w:r>
+    </w:p>
+    <w:p>
+      <w:pPr>
+        <w:pStyle w:val="Normal"/>
+      </w:pPr>
+      <w:r>
+        <w:t xml:space="preserve">000956.jpg: IR Night image. Species gate returned ram/retriever/ox on greyscale. Fix F: IR bypass when YOLO conf &gt;= 0.15, accept with LOW confidence flag.</w:t>
+      </w:r>
+    </w:p>
+    <w:p>
+      <w:pPr>
+        <w:pStyle w:val="Heading2"/>
+      </w:pPr>
+      <w:r>
+        <w:t xml:space="preserve">B.12  Test Data 10 (20 images)</w:t>
+      </w:r>
+    </w:p>
+    <w:p>
+      <w:pPr>
+        <w:pStyle w:val="Normal"/>
+      </w:pPr>
+      <w:r>
+        <w:t xml:space="preserve">000976.jpg: Standing tiger upper-body guard issue — Remainder_T enrolled head/back as second tiger. Bug Fix 15: block Remainder_T when existing box covers &gt;40% of image height.</w:t>
+      </w:r>
+    </w:p>
+    <w:p>
+      <w:pPr>
+        <w:pStyle w:val="Normal"/>
+      </w:pPr>
+      <w:r>
+        <w:t xml:space="preserve">000985.jpg: Same tiger, 2 YOLO boxes with different IDs (body part fingerprints diverged, match 0.60). Bug Fix 16: same-image cross-check merges if cosine similarity &gt;= 0.50. Result: 20/20 correct (100%).</w:t>
+      </w:r>
+    </w:p>
+    <w:p>
+      <w:pPr>
+        <w:pStyle w:val="Heading2"/>
+      </w:pPr>
+      <w:r>
+        <w:t xml:space="preserve">B.13  Test Data 11 (20 images)</w:t>
+      </w:r>
+    </w:p>
+    <w:p>
+      <w:pPr>
+        <w:pStyle w:val="Normal"/>
+      </w:pPr>
+      <w:r>
+        <w:t xml:space="preserve">FenceZone false positive: vegetation/fence created ambiguous view, re-detecting same tiger. Bug Fix 17: FenceZone detections with similarity 0.65-0.82 blocked from enrollment. 002702.jpg: Smart review flag validation — Bug Fix 18: only flag when actual detection uncertainty exists. Result: 20/20 correct (100%).</w:t>
+      </w:r>
+    </w:p>
+    <w:p>
+      <w:pPr>
+        <w:pStyle w:val="Heading2"/>
+      </w:pPr>
+      <w:r>
+        <w:t xml:space="preserve">B.14  Test Data 12 (20 images)</w:t>
+      </w:r>
+    </w:p>
+    <w:p>
+      <w:pPr>
+        <w:pStyle w:val="Normal"/>
+      </w:pPr>
+      <w:r>
+        <w:t xml:space="preserve">002618.jpg: 2 tigers (main + partial at top-right behind fence). Pipeline detected 1, flagged [FENCE] for review.</w:t>
+      </w:r>
+    </w:p>
+    <w:p>
+      <w:pPr>
+        <w:pStyle w:val="Normal"/>
+      </w:pPr>
+      <w:r>
+        <w:t xml:space="preserve">002600.jpg: Tiger crossing fence, only back+tail visible. YOLO found nothing, species gate rejected rear view. Bug Fix 19: fence + whole-image fallback species bypass with LOW confidence.</w:t>
+      </w:r>
+    </w:p>
+    <w:p>
+      <w:pPr>
+        <w:pStyle w:val="Normal"/>
+      </w:pPr>
+      <w:r>
+        <w:t xml:space="preserve">002627.jpg: 1 sitting tiger marked as 2. Same-tiger sim 0.81 slipped through 0.82 threshold. Also: 76px narrow fence strip passed via top-5 widening. Bug Fix 20: lower REMAINDER_SAME_TIGER_THRESH to 0.80. Bug Fix 20b: reject narrow margin strips passing only via top-5.</w:t>
+      </w:r>
+    </w:p>
+    <w:p>
+      <w:pPr>
+        <w:pStyle w:val="Heading2"/>
+      </w:pPr>
+      <w:r>
+        <w:t xml:space="preserve">B.15  Test Data 13 (20 images — Final Validation)</w:t>
+      </w:r>
+    </w:p>
+    <w:p>
+      <w:pPr>
+        <w:pStyle w:val="Normal"/>
+      </w:pPr>
+      <w:r>
+        <w:t xml:space="preserve">002655.jpg: Water reflection — suppressed correctly. 002657.jpg: IR night — species bypass working. 002673.jpg: Rear-view partial tiger — detected via COCO proxy. 002677.jpg: Dark/dusk conditions — CLAHE enhancement working. 002687.jpg: Very small image (129x134px) — Whole-Image Fallback. 002701.jpg: Vertical tiger — FLAGGED for human review. 002711.jpg: Vegetation occlusion at dusk — dark enhancement applied. Result: 20/20 correct (100%), 8 unique tigers, 0 false positives.</w:t>
+      </w:r>
+    </w:p>
+    <w:p>
+      <w:pPr>
+        <w:pStyle w:val="Heading2"/>
+      </w:pPr>
+      <w:r>
+        <w:t xml:space="preserve">B.16  Test MT (10 WhatsApp images)</w:t>
+      </w:r>
+    </w:p>
+    <w:p>
+      <w:pPr>
+        <w:pStyle w:val="Normal"/>
+      </w:pPr>
+      <w:r>
+        <w:t xml:space="preserve">Most species-diverse dataset: tigers, leopards, water buffalo, orangutan, hyena. 7 non-tigers all correctly rejected. Zero false positives. 3 unique new tigers identified. Grid scan algorithm found 2 additional tigers previously missed.</w:t>
+      </w:r>
+    </w:p>
+    <w:p>
+      <w:pPr>
+        <w:pStyle w:val="Heading2"/>
+      </w:pPr>
+      <w:r>
+        <w:t xml:space="preserve">B.17  Test MT2 (10 images, a.jpeg to j.jpeg)</w:t>
+      </w:r>
+    </w:p>
+    <w:p>
+      <w:pPr>
+        <w:pStyle w:val="Normal"/>
+      </w:pPr>
+      <w:r>
+        <w:t xml:space="preserve">e.jpeg: African wildcat. ResNet50 top-3: ['egyptian cat', 'tabby', 'tiger cat']. Old code accepted 'tiger cat' as tiger — FALSE POSITIVE. Tiger cat (Leopardus tigrinus) is a South American wildcat, NOT a tiger. Bug Fix 10: permanent exclusion rule for tiger cat, tiger shark, tiger beetle. CRITICAL rule — never to be reverted.</w:t>
+      </w:r>
+    </w:p>
+    <w:p>
+      <w:pPr>
+        <w:pStyle w:val="Heading2"/>
+      </w:pPr>
+      <w:r>
+        <w:t xml:space="preserve">B.18  Test MT3 (multi-tiger stress test)</w:t>
+      </w:r>
+    </w:p>
+    <w:p>
+      <w:pPr>
+        <w:pStyle w:val="Normal"/>
+      </w:pPr>
+      <w:r>
+        <w:t xml:space="preserve">004840.jpg: 2 tigers (foreground + background). Foreground tiger YOLO box covers 73-88% of all halves — half-scan cannot reach second tiger. Bug Fix 13: Low-Confidence OIV7 Top-Up — second YOLO pass at conf=0.05 on raw image (not preprocessed). Result: 2 tigers detected (Tiger_001 + Tiger_073 at conf=0.08).</w:t>
+      </w:r>
+    </w:p>
+    <w:p>
+      <w:pPr>
+        <w:pStyle w:val="Normal"/>
+      </w:pPr>
+      <w:r>
+        <w:t xml:space="preserve">004880.jpg: 2 tigers. Initially detected 3 (Remainder_R max_sim=0.81, just below 0.82 threshold). Then detected 1 (under-counting). Fix: Remainder scan cross-half guard (REMAINDER_CROSS_HALF_THRESH = 0.62). Cross-half sim 0.65 &gt; 0.62 correctly blocked duplicate.</w:t>
+      </w:r>
+    </w:p>
+    <w:p>
+      <w:pPr>
+        <w:pStyle w:val="Heading2"/>
+      </w:pPr>
+      <w:r>
+        <w:t xml:space="preserve">B.19  Test MT4</w:t>
+      </w:r>
+    </w:p>
+    <w:p>
+      <w:pPr>
+        <w:pStyle w:val="Normal"/>
+      </w:pPr>
+      <w:r>
+        <w:t xml:space="preserve">Validation run confirming all prior fixes hold. No new bugs discovered. Pipeline processed all images correctly with fixes from MT, MT2, and MT3 in place.</w:t>
+      </w:r>
+    </w:p>
+    <w:p>
+      <w:pPr>
+        <w:pStyle w:val="Heading2"/>
+      </w:pPr>
+      <w:r>
+        <w:t xml:space="preserve">B.20  Test Round 2 (18 images)</w:t>
+      </w:r>
+    </w:p>
+    <w:p>
+      <w:pPr>
+        <w:pStyle w:val="Normal"/>
+      </w:pPr>
+      <w:r>
+        <w:t xml:space="preserve">Final validation round alongside Test Bh to confirm pipeline robustness across different image sources. All fixes from earlier rounds validated.</w:t>
+      </w:r>
+    </w:p>
+    <w:p>
+      <w:pPr>
+        <w:pStyle w:val="Heading1"/>
+      </w:pPr>
+      <w:r>
+        <w:t xml:space="preserve">Appendix C: Master Bug Fix Registry</w:t>
+      </w:r>
+    </w:p>
+    <w:p>
+      <w:pPr>
+        <w:pStyle w:val="Normal"/>
+      </w:pPr>
+      <w:r>
+        <w:t xml:space="preserve">Complete chronological list of all bug fixes applied during V1-to-V2 development, with the specific images and datasets that exposed each bug.</w:t>
+      </w:r>
+    </w:p>
+    <w:tbl>
+      <w:tblPr>
+        <w:tblW w:type="auto" w:w="0"/>
+        <w:jc w:val="center"/>
+        <w:tblLook w:firstColumn="1" w:firstRow="1" w:lastColumn="0" w:lastRow="0" w:noHBand="0" w:noVBand="1" w:val="04A0"/>
+      </w:tblPr>
+      <w:tblGrid>
+        <w:gridCol w:w="2160"/>
+        <w:gridCol w:w="2160"/>
+        <w:gridCol w:w="2160"/>
+        <w:gridCol w:w="2160"/>
+      </w:tblGrid>
+      <w:tr>
+        <w:tc>
+          <w:tcPr>
+            <w:tcW w:type="dxa" w:w="2160"/>
+          </w:tcPr>
+          <w:p>
+            <w:r>
+              <w:rPr>
+                <w:b/>
+                <w:sz w:val="18"/>
+              </w:rPr>
+              <w:t>Fix ID</w:t>
+            </w:r>
+          </w:p>
+        </w:tc>
+        <w:tc>
+          <w:tcPr>
+            <w:tcW w:type="dxa" w:w="2160"/>
+          </w:tcPr>
+          <w:p>
+            <w:r>
+              <w:rPr>
+                <w:b/>
+                <w:sz w:val="18"/>
+              </w:rPr>
+              <w:t>Problem</w:t>
+            </w:r>
+          </w:p>
+        </w:tc>
+        <w:tc>
+          <w:tcPr>
+            <w:tcW w:type="dxa" w:w="2160"/>
+          </w:tcPr>
+          <w:p>
+            <w:r>
+              <w:rPr>
+                <w:b/>
+                <w:sz w:val="18"/>
+              </w:rPr>
+              <w:t>Image / Dataset</w:t>
+            </w:r>
+          </w:p>
+        </w:tc>
+        <w:tc>
+          <w:tcPr>
+            <w:tcW w:type="dxa" w:w="2160"/>
+          </w:tcPr>
+          <w:p>
+            <w:r>
+              <w:rPr>
+                <w:b/>
+                <w:sz w:val="18"/>
+              </w:rPr>
+              <w:t>Resolution</w:t>
+            </w:r>
+          </w:p>
+        </w:tc>
+      </w:tr>
+      <w:tr>
+        <w:tc>
+          <w:tcPr>
+            <w:tcW w:type="dxa" w:w="2160"/>
+          </w:tcPr>
+          <w:p>
+            <w:r>
+              <w:rPr>
+                <w:sz w:val="16"/>
+              </w:rPr>
+              <w:t>Bug Fix 2</w:t>
+            </w:r>
+          </w:p>
+        </w:tc>
+        <w:tc>
+          <w:tcPr>
+            <w:tcW w:type="dxa" w:w="2160"/>
+          </w:tcPr>
+          <w:p>
+            <w:r>
+              <w:rPr>
+                <w:sz w:val="16"/>
+              </w:rPr>
+              <w:t>Dark IR images rejected before IR check</w:t>
+            </w:r>
+          </w:p>
+        </w:tc>
+        <w:tc>
+          <w:tcPr>
+            <w:tcW w:type="dxa" w:w="2160"/>
+          </w:tcPr>
+          <w:p>
+            <w:r>
+              <w:rPr>
+                <w:sz w:val="16"/>
+              </w:rPr>
+              <w:t>Test Data 4 (000123.jpg)</w:t>
+            </w:r>
+          </w:p>
+        </w:tc>
+        <w:tc>
+          <w:tcPr>
+            <w:tcW w:type="dxa" w:w="2160"/>
+          </w:tcPr>
+          <w:p>
+            <w:r>
+              <w:rPr>
+                <w:sz w:val="16"/>
+              </w:rPr>
+              <w:t>IR detection runs BEFORE brightness check</w:t>
+            </w:r>
+          </w:p>
+        </w:tc>
+      </w:tr>
+      <w:tr>
+        <w:tc>
+          <w:tcPr>
+            <w:tcW w:type="dxa" w:w="2160"/>
+          </w:tcPr>
+          <w:p>
+            <w:r>
+              <w:rPr>
+                <w:sz w:val="16"/>
+              </w:rPr>
+              <w:t>Bug Fix 6</w:t>
+            </w:r>
+          </w:p>
+        </w:tc>
+        <w:tc>
+          <w:tcPr>
+            <w:tcW w:type="dxa" w:w="2160"/>
+          </w:tcPr>
+          <w:p>
+            <w:r>
+              <w:rPr>
+                <w:sz w:val="16"/>
+              </w:rPr>
+              <w:t>COCO class 22=zebra misidentified as backpack</w:t>
+            </w:r>
+          </w:p>
+        </w:tc>
+        <w:tc>
+          <w:tcPr>
+            <w:tcW w:type="dxa" w:w="2160"/>
+          </w:tcPr>
+          <w:p>
+            <w:r>
+              <w:rPr>
+                <w:sz w:val="16"/>
+              </w:rPr>
+              <w:t>Test MT (6.jpeg)</w:t>
+            </w:r>
+          </w:p>
+        </w:tc>
+        <w:tc>
+          <w:tcPr>
+            <w:tcW w:type="dxa" w:w="2160"/>
+          </w:tcPr>
+          <w:p>
+            <w:r>
+              <w:rPr>
+                <w:sz w:val="16"/>
+              </w:rPr>
+              <w:t>Fixed class ID mapping</w:t>
+            </w:r>
+          </w:p>
+        </w:tc>
+      </w:tr>
+      <w:tr>
+        <w:tc>
+          <w:tcPr>
+            <w:tcW w:type="dxa" w:w="2160"/>
+          </w:tcPr>
+          <w:p>
+            <w:r>
+              <w:rPr>
+                <w:sz w:val="16"/>
+              </w:rPr>
+              <w:t>Bug Fix 7</w:t>
+            </w:r>
+          </w:p>
+        </w:tc>
+        <w:tc>
+          <w:tcPr>
+            <w:tcW w:type="dxa" w:w="2160"/>
+          </w:tcPr>
+          <w:p>
+            <w:r>
+              <w:rPr>
+                <w:sz w:val="16"/>
+              </w:rPr>
+              <w:t>OIV7 missed detections on preprocessed images</w:t>
+            </w:r>
+          </w:p>
+        </w:tc>
+        <w:tc>
+          <w:tcPr>
+            <w:tcW w:type="dxa" w:w="2160"/>
+          </w:tcPr>
+          <w:p>
+            <w:r>
+              <w:rPr>
+                <w:sz w:val="16"/>
+              </w:rPr>
+              <w:t>Test MT (various)</w:t>
+            </w:r>
+          </w:p>
+        </w:tc>
+        <w:tc>
+          <w:tcPr>
+            <w:tcW w:type="dxa" w:w="2160"/>
+          </w:tcPr>
+          <w:p>
+            <w:r>
+              <w:rPr>
+                <w:sz w:val="16"/>
+              </w:rPr>
+              <w:t>Dual scan: raw + preprocessed image</w:t>
+            </w:r>
+          </w:p>
+        </w:tc>
+      </w:tr>
+      <w:tr>
+        <w:tc>
+          <w:tcPr>
+            <w:tcW w:type="dxa" w:w="2160"/>
+          </w:tcPr>
+          <w:p>
+            <w:r>
+              <w:rPr>
+                <w:sz w:val="16"/>
+              </w:rPr>
+              <w:t>Bug Fix 8</w:t>
+            </w:r>
+          </w:p>
+        </w:tc>
+        <w:tc>
+          <w:tcPr>
+            <w:tcW w:type="dxa" w:w="2160"/>
+          </w:tcPr>
+          <w:p>
+            <w:r>
+              <w:rPr>
+                <w:sz w:val="16"/>
+              </w:rPr>
+              <w:t>Grid Scan for multi-tiger frames</w:t>
+            </w:r>
+          </w:p>
+        </w:tc>
+        <w:tc>
+          <w:tcPr>
+            <w:tcW w:type="dxa" w:w="2160"/>
+          </w:tcPr>
+          <w:p>
+            <w:r>
+              <w:rPr>
+                <w:sz w:val="16"/>
+              </w:rPr>
+              <w:t>Test MT (various)</w:t>
+            </w:r>
+          </w:p>
+        </w:tc>
+        <w:tc>
+          <w:tcPr>
+            <w:tcW w:type="dxa" w:w="2160"/>
+          </w:tcPr>
+          <w:p>
+            <w:r>
+              <w:rPr>
+                <w:sz w:val="16"/>
+              </w:rPr>
+              <w:t>Split frame L/R and T/B, verify each half</w:t>
+            </w:r>
+          </w:p>
+        </w:tc>
+      </w:tr>
+      <w:tr>
+        <w:tc>
+          <w:tcPr>
+            <w:tcW w:type="dxa" w:w="2160"/>
+          </w:tcPr>
+          <w:p>
+            <w:r>
+              <w:rPr>
+                <w:sz w:val="16"/>
+              </w:rPr>
+              <w:t>Bug Fix 9b</w:t>
+            </w:r>
+          </w:p>
+        </w:tc>
+        <w:tc>
+          <w:tcPr>
+            <w:tcW w:type="dxa" w:w="2160"/>
+          </w:tcPr>
+          <w:p>
+            <w:r>
+              <w:rPr>
+                <w:sz w:val="16"/>
+              </w:rPr>
+              <w:t>Grid scan over-counting on single tiger</w:t>
+            </w:r>
+          </w:p>
+        </w:tc>
+        <w:tc>
+          <w:tcPr>
+            <w:tcW w:type="dxa" w:w="2160"/>
+          </w:tcPr>
+          <w:p>
+            <w:r>
+              <w:rPr>
+                <w:sz w:val="16"/>
+              </w:rPr>
+              <w:t>Test MT (various)</w:t>
+            </w:r>
+          </w:p>
+        </w:tc>
+        <w:tc>
+          <w:tcPr>
+            <w:tcW w:type="dxa" w:w="2160"/>
+          </w:tcPr>
+          <w:p>
+            <w:r>
+              <w:rPr>
+                <w:sz w:val="16"/>
+              </w:rPr>
+              <w:t>Similarity threshold 0.68 between halves</w:t>
+            </w:r>
+          </w:p>
+        </w:tc>
+      </w:tr>
+      <w:tr>
+        <w:tc>
+          <w:tcPr>
+            <w:tcW w:type="dxa" w:w="2160"/>
+          </w:tcPr>
+          <w:p>
+            <w:r>
+              <w:rPr>
+                <w:sz w:val="16"/>
+              </w:rPr>
+              <w:t>Bug Fix 9c</w:t>
+            </w:r>
+          </w:p>
+        </w:tc>
+        <w:tc>
+          <w:tcPr>
+            <w:tcW w:type="dxa" w:w="2160"/>
+          </w:tcPr>
+          <w:p>
+            <w:r>
+              <w:rPr>
+                <w:sz w:val="16"/>
+              </w:rPr>
+              <w:t>Grid scan double-enrollment via T/B after L/R</w:t>
+            </w:r>
+          </w:p>
+        </w:tc>
+        <w:tc>
+          <w:tcPr>
+            <w:tcW w:type="dxa" w:w="2160"/>
+          </w:tcPr>
+          <w:p>
+            <w:r>
+              <w:rPr>
+                <w:sz w:val="16"/>
+              </w:rPr>
+              <w:t>Test Bh (1.44.16 PM)</w:t>
+            </w:r>
+          </w:p>
+        </w:tc>
+        <w:tc>
+          <w:tcPr>
+            <w:tcW w:type="dxa" w:w="2160"/>
+          </w:tcPr>
+          <w:p>
+            <w:r>
+              <w:rPr>
+                <w:sz w:val="16"/>
+              </w:rPr>
+              <w:t>grid_handled=True flag prevents T/B after L/R</w:t>
+            </w:r>
+          </w:p>
+        </w:tc>
+      </w:tr>
+      <w:tr>
+        <w:tc>
+          <w:tcPr>
+            <w:tcW w:type="dxa" w:w="2160"/>
+          </w:tcPr>
+          <w:p>
+            <w:r>
+              <w:rPr>
+                <w:sz w:val="16"/>
+              </w:rPr>
+              <w:t>Bug Fix 10</w:t>
+            </w:r>
+          </w:p>
+        </w:tc>
+        <w:tc>
+          <w:tcPr>
+            <w:tcW w:type="dxa" w:w="2160"/>
+          </w:tcPr>
+          <w:p>
+            <w:r>
+              <w:rPr>
+                <w:sz w:val="16"/>
+              </w:rPr>
+              <w:t>tiger cat label accepted as tiger (FALSE POSITIVE)</w:t>
+            </w:r>
+          </w:p>
+        </w:tc>
+        <w:tc>
+          <w:tcPr>
+            <w:tcW w:type="dxa" w:w="2160"/>
+          </w:tcPr>
+          <w:p>
+            <w:r>
+              <w:rPr>
+                <w:sz w:val="16"/>
+              </w:rPr>
+              <w:t>Test MT2 (e.jpeg)</w:t>
+            </w:r>
+          </w:p>
+        </w:tc>
+        <w:tc>
+          <w:tcPr>
+            <w:tcW w:type="dxa" w:w="2160"/>
+          </w:tcPr>
+          <w:p>
+            <w:r>
+              <w:rPr>
+                <w:sz w:val="16"/>
+              </w:rPr>
+              <w:t>Permanent exclusion: tiger cat, tiger shark, tiger beetle</w:t>
+            </w:r>
+          </w:p>
+        </w:tc>
+      </w:tr>
+      <w:tr>
+        <w:tc>
+          <w:tcPr>
+            <w:tcW w:type="dxa" w:w="2160"/>
+          </w:tcPr>
+          <w:p>
+            <w:r>
+              <w:rPr>
+                <w:sz w:val="16"/>
+              </w:rPr>
+              <w:t>Bug Fix 11</w:t>
+            </w:r>
+          </w:p>
+        </w:tc>
+        <w:tc>
+          <w:tcPr>
+            <w:tcW w:type="dxa" w:w="2160"/>
+          </w:tcPr>
+          <w:p>
+            <w:r>
+              <w:rPr>
+                <w:sz w:val="16"/>
+              </w:rPr>
+              <w:t>Remainder scan for missed tigers post-YOLO</w:t>
+            </w:r>
+          </w:p>
+        </w:tc>
+        <w:tc>
+          <w:tcPr>
+            <w:tcW w:type="dxa" w:w="2160"/>
+          </w:tcPr>
+          <w:p>
+            <w:r>
+              <w:rPr>
+                <w:sz w:val="16"/>
+              </w:rPr>
+              <w:t>Test MT3 (various)</w:t>
+            </w:r>
+          </w:p>
+        </w:tc>
+        <w:tc>
+          <w:tcPr>
+            <w:tcW w:type="dxa" w:w="2160"/>
+          </w:tcPr>
+          <w:p>
+            <w:r>
+              <w:rPr>
+                <w:sz w:val="16"/>
+              </w:rPr>
+              <w:t>Split image into 4 halves (L/R/T/B), check each</w:t>
+            </w:r>
+          </w:p>
+        </w:tc>
+      </w:tr>
+      <w:tr>
+        <w:tc>
+          <w:tcPr>
+            <w:tcW w:type="dxa" w:w="2160"/>
+          </w:tcPr>
+          <w:p>
+            <w:r>
+              <w:rPr>
+                <w:sz w:val="16"/>
+              </w:rPr>
+              <w:t>Bug Fix 12</w:t>
+            </w:r>
+          </w:p>
+        </w:tc>
+        <w:tc>
+          <w:tcPr>
+            <w:tcW w:type="dxa" w:w="2160"/>
+          </w:tcPr>
+          <w:p>
+            <w:r>
+              <w:rPr>
+                <w:sz w:val="16"/>
+              </w:rPr>
+              <w:t>Remainder scan cross-half guard</w:t>
+            </w:r>
+          </w:p>
+        </w:tc>
+        <w:tc>
+          <w:tcPr>
+            <w:tcW w:type="dxa" w:w="2160"/>
+          </w:tcPr>
+          <w:p>
+            <w:r>
+              <w:rPr>
+                <w:sz w:val="16"/>
+              </w:rPr>
+              <w:t>Test MT3 (004880.jpg)</w:t>
+            </w:r>
+          </w:p>
+        </w:tc>
+        <w:tc>
+          <w:tcPr>
+            <w:tcW w:type="dxa" w:w="2160"/>
+          </w:tcPr>
+          <w:p>
+            <w:r>
+              <w:rPr>
+                <w:sz w:val="16"/>
+              </w:rPr>
+              <w:t>Compare fingerprints between halves, block if similar</w:t>
+            </w:r>
+          </w:p>
+        </w:tc>
+      </w:tr>
+      <w:tr>
+        <w:tc>
+          <w:tcPr>
+            <w:tcW w:type="dxa" w:w="2160"/>
+          </w:tcPr>
+          <w:p>
+            <w:r>
+              <w:rPr>
+                <w:sz w:val="16"/>
+              </w:rPr>
+              <w:t>Bug Fix 13</w:t>
+            </w:r>
+          </w:p>
+        </w:tc>
+        <w:tc>
+          <w:tcPr>
+            <w:tcW w:type="dxa" w:w="2160"/>
+          </w:tcPr>
+          <w:p>
+            <w:r>
+              <w:rPr>
+                <w:sz w:val="16"/>
+              </w:rPr>
+              <w:t>Low-conf 2nd tiger missed by NMS suppression</w:t>
+            </w:r>
+          </w:p>
+        </w:tc>
+        <w:tc>
+          <w:tcPr>
+            <w:tcW w:type="dxa" w:w="2160"/>
+          </w:tcPr>
+          <w:p>
+            <w:r>
+              <w:rPr>
+                <w:sz w:val="16"/>
+              </w:rPr>
+              <w:t>Test MT3 (004840.jpg)</w:t>
+            </w:r>
+          </w:p>
+        </w:tc>
+        <w:tc>
+          <w:tcPr>
+            <w:tcW w:type="dxa" w:w="2160"/>
+          </w:tcPr>
+          <w:p>
+            <w:r>
+              <w:rPr>
+                <w:sz w:val="16"/>
+              </w:rPr>
+              <w:t>2nd YOLO pass at conf=0.05 on raw image</w:t>
+            </w:r>
+          </w:p>
+        </w:tc>
+      </w:tr>
+      <w:tr>
+        <w:tc>
+          <w:tcPr>
+            <w:tcW w:type="dxa" w:w="2160"/>
+          </w:tcPr>
+          <w:p>
+            <w:r>
+              <w:rPr>
+                <w:sz w:val="16"/>
+              </w:rPr>
+              <w:t>Bug Fix 14</w:t>
+            </w:r>
+          </w:p>
+        </w:tc>
+        <w:tc>
+          <w:tcPr>
+            <w:tcW w:type="dxa" w:w="2160"/>
+          </w:tcPr>
+          <w:p>
+            <w:r>
+              <w:rPr>
+                <w:sz w:val="16"/>
+              </w:rPr>
+              <w:t>Margin scan for tigers outside accepted boxes</w:t>
+            </w:r>
+          </w:p>
+        </w:tc>
+        <w:tc>
+          <w:tcPr>
+            <w:tcW w:type="dxa" w:w="2160"/>
+          </w:tcPr>
+          <w:p>
+            <w:r>
+              <w:rPr>
+                <w:sz w:val="16"/>
+              </w:rPr>
+              <w:t>Test MT3 (various)</w:t>
+            </w:r>
+          </w:p>
+        </w:tc>
+        <w:tc>
+          <w:tcPr>
+            <w:tcW w:type="dxa" w:w="2160"/>
+          </w:tcPr>
+          <w:p>
+            <w:r>
+              <w:rPr>
+                <w:sz w:val="16"/>
+              </w:rPr>
+              <w:t>Extract strips outside box, run species gate</w:t>
+            </w:r>
+          </w:p>
+        </w:tc>
+      </w:tr>
+      <w:tr>
+        <w:tc>
+          <w:tcPr>
+            <w:tcW w:type="dxa" w:w="2160"/>
+          </w:tcPr>
+          <w:p>
+            <w:r>
+              <w:rPr>
+                <w:sz w:val="16"/>
+              </w:rPr>
+              <w:t>Bug Fix 15</w:t>
+            </w:r>
+          </w:p>
+        </w:tc>
+        <w:tc>
+          <w:tcPr>
+            <w:tcW w:type="dxa" w:w="2160"/>
+          </w:tcPr>
+          <w:p>
+            <w:r>
+              <w:rPr>
+                <w:sz w:val="16"/>
+              </w:rPr>
+              <w:t>Standing tiger Remainder_T false positive</w:t>
+            </w:r>
+          </w:p>
+        </w:tc>
+        <w:tc>
+          <w:tcPr>
+            <w:tcW w:type="dxa" w:w="2160"/>
+          </w:tcPr>
+          <w:p>
+            <w:r>
+              <w:rPr>
+                <w:sz w:val="16"/>
+              </w:rPr>
+              <w:t>Test Data 10 (000976.jpg)</w:t>
+            </w:r>
+          </w:p>
+        </w:tc>
+        <w:tc>
+          <w:tcPr>
+            <w:tcW w:type="dxa" w:w="2160"/>
+          </w:tcPr>
+          <w:p>
+            <w:r>
+              <w:rPr>
+                <w:sz w:val="16"/>
+              </w:rPr>
+              <w:t>Block Remainder_T when box covers &gt;40% height</w:t>
+            </w:r>
+          </w:p>
+        </w:tc>
+      </w:tr>
+      <w:tr>
+        <w:tc>
+          <w:tcPr>
+            <w:tcW w:type="dxa" w:w="2160"/>
+          </w:tcPr>
+          <w:p>
+            <w:r>
+              <w:rPr>
+                <w:sz w:val="16"/>
+              </w:rPr>
+              <w:t>Bug Fix 16</w:t>
+            </w:r>
+          </w:p>
+        </w:tc>
+        <w:tc>
+          <w:tcPr>
+            <w:tcW w:type="dxa" w:w="2160"/>
+          </w:tcPr>
+          <w:p>
+            <w:r>
+              <w:rPr>
+                <w:sz w:val="16"/>
+              </w:rPr>
+              <w:t>Same tiger 2 boxes counted as 2</w:t>
+            </w:r>
+          </w:p>
+        </w:tc>
+        <w:tc>
+          <w:tcPr>
+            <w:tcW w:type="dxa" w:w="2160"/>
+          </w:tcPr>
+          <w:p>
+            <w:r>
+              <w:rPr>
+                <w:sz w:val="16"/>
+              </w:rPr>
+              <w:t>Test Data 10 (000985.jpg)</w:t>
+            </w:r>
+          </w:p>
+        </w:tc>
+        <w:tc>
+          <w:tcPr>
+            <w:tcW w:type="dxa" w:w="2160"/>
+          </w:tcPr>
+          <w:p>
+            <w:r>
+              <w:rPr>
+                <w:sz w:val="16"/>
+              </w:rPr>
+              <w:t>Cross-check: merge if fingerprint sim &gt;= 0.50</w:t>
+            </w:r>
+          </w:p>
+        </w:tc>
+      </w:tr>
+      <w:tr>
+        <w:tc>
+          <w:tcPr>
+            <w:tcW w:type="dxa" w:w="2160"/>
+          </w:tcPr>
+          <w:p>
+            <w:r>
+              <w:rPr>
+                <w:sz w:val="16"/>
+              </w:rPr>
+              <w:t>Bug Fix 17</w:t>
+            </w:r>
+          </w:p>
+        </w:tc>
+        <w:tc>
+          <w:tcPr>
+            <w:tcW w:type="dxa" w:w="2160"/>
+          </w:tcPr>
+          <w:p>
+            <w:r>
+              <w:rPr>
+                <w:sz w:val="16"/>
+              </w:rPr>
+              <w:t>FenceZone re-detecting same tiger</w:t>
+            </w:r>
+          </w:p>
+        </w:tc>
+        <w:tc>
+          <w:tcPr>
+            <w:tcW w:type="dxa" w:w="2160"/>
+          </w:tcPr>
+          <w:p>
+            <w:r>
+              <w:rPr>
+                <w:sz w:val="16"/>
+              </w:rPr>
+              <w:t>Test Data 11 (various)</w:t>
+            </w:r>
+          </w:p>
+        </w:tc>
+        <w:tc>
+          <w:tcPr>
+            <w:tcW w:type="dxa" w:w="2160"/>
+          </w:tcPr>
+          <w:p>
+            <w:r>
+              <w:rPr>
+                <w:sz w:val="16"/>
+              </w:rPr>
+              <w:t>Block enrollment when sim 0.65-0.82</w:t>
+            </w:r>
+          </w:p>
+        </w:tc>
+      </w:tr>
+      <w:tr>
+        <w:tc>
+          <w:tcPr>
+            <w:tcW w:type="dxa" w:w="2160"/>
+          </w:tcPr>
+          <w:p>
+            <w:r>
+              <w:rPr>
+                <w:sz w:val="16"/>
+              </w:rPr>
+              <w:t>Bug Fix 18</w:t>
+            </w:r>
+          </w:p>
+        </w:tc>
+        <w:tc>
+          <w:tcPr>
+            <w:tcW w:type="dxa" w:w="2160"/>
+          </w:tcPr>
+          <w:p>
+            <w:r>
+              <w:rPr>
+                <w:sz w:val="16"/>
+              </w:rPr>
+              <w:t>Noisy false review flags</w:t>
+            </w:r>
+          </w:p>
+        </w:tc>
+        <w:tc>
+          <w:tcPr>
+            <w:tcW w:type="dxa" w:w="2160"/>
+          </w:tcPr>
+          <w:p>
+            <w:r>
+              <w:rPr>
+                <w:sz w:val="16"/>
+              </w:rPr>
+              <w:t>Test Data 11 (002702.jpg)</w:t>
+            </w:r>
+          </w:p>
+        </w:tc>
+        <w:tc>
+          <w:tcPr>
+            <w:tcW w:type="dxa" w:w="2160"/>
+          </w:tcPr>
+          <w:p>
+            <w:r>
+              <w:rPr>
+                <w:sz w:val="16"/>
+              </w:rPr>
+              <w:t>Smart flags: only when actual uncertainty exists</w:t>
+            </w:r>
+          </w:p>
+        </w:tc>
+      </w:tr>
+      <w:tr>
+        <w:tc>
+          <w:tcPr>
+            <w:tcW w:type="dxa" w:w="2160"/>
+          </w:tcPr>
+          <w:p>
+            <w:r>
+              <w:rPr>
+                <w:sz w:val="16"/>
+              </w:rPr>
+              <w:t>Bug Fix 19</w:t>
+            </w:r>
+          </w:p>
+        </w:tc>
+        <w:tc>
+          <w:tcPr>
+            <w:tcW w:type="dxa" w:w="2160"/>
+          </w:tcPr>
+          <w:p>
+            <w:r>
+              <w:rPr>
+                <w:sz w:val="16"/>
+              </w:rPr>
+              <w:t>Rear-view tiger rejected by species gate</w:t>
+            </w:r>
+          </w:p>
+        </w:tc>
+        <w:tc>
+          <w:tcPr>
+            <w:tcW w:type="dxa" w:w="2160"/>
+          </w:tcPr>
+          <w:p>
+            <w:r>
+              <w:rPr>
+                <w:sz w:val="16"/>
+              </w:rPr>
+              <w:t>Test Data 12 (002600.jpg)</w:t>
+            </w:r>
+          </w:p>
+        </w:tc>
+        <w:tc>
+          <w:tcPr>
+            <w:tcW w:type="dxa" w:w="2160"/>
+          </w:tcPr>
+          <w:p>
+            <w:r>
+              <w:rPr>
+                <w:sz w:val="16"/>
+              </w:rPr>
+              <w:t>Fence + fallback species bypass, LOW confidence</w:t>
+            </w:r>
+          </w:p>
+        </w:tc>
+      </w:tr>
+      <w:tr>
+        <w:tc>
+          <w:tcPr>
+            <w:tcW w:type="dxa" w:w="2160"/>
+          </w:tcPr>
+          <w:p>
+            <w:r>
+              <w:rPr>
+                <w:sz w:val="16"/>
+              </w:rPr>
+              <w:t>Bug Fix 20</w:t>
+            </w:r>
+          </w:p>
+        </w:tc>
+        <w:tc>
+          <w:tcPr>
+            <w:tcW w:type="dxa" w:w="2160"/>
+          </w:tcPr>
+          <w:p>
+            <w:r>
+              <w:rPr>
+                <w:sz w:val="16"/>
+              </w:rPr>
+              <w:t>Lying tiger same-tiger sim 0.81 &lt; threshold 0.82</w:t>
+            </w:r>
+          </w:p>
+        </w:tc>
+        <w:tc>
+          <w:tcPr>
+            <w:tcW w:type="dxa" w:w="2160"/>
+          </w:tcPr>
+          <w:p>
+            <w:r>
+              <w:rPr>
+                <w:sz w:val="16"/>
+              </w:rPr>
+              <w:t>Test Data 12 (002627.jpg)</w:t>
+            </w:r>
+          </w:p>
+        </w:tc>
+        <w:tc>
+          <w:tcPr>
+            <w:tcW w:type="dxa" w:w="2160"/>
+          </w:tcPr>
+          <w:p>
+            <w:r>
+              <w:rPr>
+                <w:sz w:val="16"/>
+              </w:rPr>
+              <w:t>Lower REMAINDER_SAME_TIGER_THRESH to 0.80</w:t>
+            </w:r>
+          </w:p>
+        </w:tc>
+      </w:tr>
+      <w:tr>
+        <w:tc>
+          <w:tcPr>
+            <w:tcW w:type="dxa" w:w="2160"/>
+          </w:tcPr>
+          <w:p>
+            <w:r>
+              <w:rPr>
+                <w:sz w:val="16"/>
+              </w:rPr>
+              <w:t>Bug Fix 20b</w:t>
+            </w:r>
+          </w:p>
+        </w:tc>
+        <w:tc>
+          <w:tcPr>
+            <w:tcW w:type="dxa" w:w="2160"/>
+          </w:tcPr>
+          <w:p>
+            <w:r>
+              <w:rPr>
+                <w:sz w:val="16"/>
+              </w:rPr>
+              <w:t>Narrow margin strip false positive via top-5</w:t>
+            </w:r>
+          </w:p>
+        </w:tc>
+        <w:tc>
+          <w:tcPr>
+            <w:tcW w:type="dxa" w:w="2160"/>
+          </w:tcPr>
+          <w:p>
+            <w:r>
+              <w:rPr>
+                <w:sz w:val="16"/>
+              </w:rPr>
+              <w:t>Test Data 12 (002627.jpg)</w:t>
+            </w:r>
+          </w:p>
+        </w:tc>
+        <w:tc>
+          <w:tcPr>
+            <w:tcW w:type="dxa" w:w="2160"/>
+          </w:tcPr>
+          <w:p>
+            <w:r>
+              <w:rPr>
+                <w:sz w:val="16"/>
+              </w:rPr>
+              <w:t>Reject narrow strips passing only via top-5</w:t>
+            </w:r>
+          </w:p>
+        </w:tc>
+      </w:tr>
+      <w:tr>
+        <w:tc>
+          <w:tcPr>
+            <w:tcW w:type="dxa" w:w="2160"/>
+          </w:tcPr>
+          <w:p>
+            <w:r>
+              <w:rPr>
+                <w:sz w:val="16"/>
+              </w:rPr>
+              <w:t>Fix A</w:t>
+            </w:r>
+          </w:p>
+        </w:tc>
+        <w:tc>
+          <w:tcPr>
+            <w:tcW w:type="dxa" w:w="2160"/>
+          </w:tcPr>
+          <w:p>
+            <w:r>
+              <w:rPr>
+                <w:sz w:val="16"/>
+              </w:rPr>
+              <w:t>Vertical guard blocked fence scan entirely</w:t>
+            </w:r>
+          </w:p>
+        </w:tc>
+        <w:tc>
+          <w:tcPr>
+            <w:tcW w:type="dxa" w:w="2160"/>
+          </w:tcPr>
+          <w:p>
+            <w:r>
+              <w:rPr>
+                <w:sz w:val="16"/>
+              </w:rPr>
+              <w:t>Test Data 4 (000082.jpg)</w:t>
+            </w:r>
+          </w:p>
+        </w:tc>
+        <w:tc>
+          <w:tcPr>
+            <w:tcW w:type="dxa" w:w="2160"/>
+          </w:tcPr>
+          <w:p>
+            <w:r>
+              <w:rPr>
+                <w:sz w:val="16"/>
+              </w:rPr>
+              <w:t>Unblock fence scan when vertical active</w:t>
+            </w:r>
+          </w:p>
+        </w:tc>
+      </w:tr>
+      <w:tr>
+        <w:tc>
+          <w:tcPr>
+            <w:tcW w:type="dxa" w:w="2160"/>
+          </w:tcPr>
+          <w:p>
+            <w:r>
+              <w:rPr>
+                <w:sz w:val="16"/>
+              </w:rPr>
+              <w:t>Fix B</w:t>
+            </w:r>
+          </w:p>
+        </w:tc>
+        <w:tc>
+          <w:tcPr>
+            <w:tcW w:type="dxa" w:w="2160"/>
+          </w:tcPr>
+          <w:p>
+            <w:r>
+              <w:rPr>
+                <w:sz w:val="16"/>
+              </w:rPr>
+              <w:t>Vertical guard blocked LowConf scan</w:t>
+            </w:r>
+          </w:p>
+        </w:tc>
+        <w:tc>
+          <w:tcPr>
+            <w:tcW w:type="dxa" w:w="2160"/>
+          </w:tcPr>
+          <w:p>
+            <w:r>
+              <w:rPr>
+                <w:sz w:val="16"/>
+              </w:rPr>
+              <w:t>Test Data 4/9 (000082.jpg)</w:t>
+            </w:r>
+          </w:p>
+        </w:tc>
+        <w:tc>
+          <w:tcPr>
+            <w:tcW w:type="dxa" w:w="2160"/>
+          </w:tcPr>
+          <w:p>
+            <w:r>
+              <w:rPr>
+                <w:sz w:val="16"/>
+              </w:rPr>
+              <w:t>Unblock with stricter IoU 0.30</w:t>
+            </w:r>
+          </w:p>
+        </w:tc>
+      </w:tr>
+      <w:tr>
+        <w:tc>
+          <w:tcPr>
+            <w:tcW w:type="dxa" w:w="2160"/>
+          </w:tcPr>
+          <w:p>
+            <w:r>
+              <w:rPr>
+                <w:sz w:val="16"/>
+              </w:rPr>
+              <w:t>Fix C</w:t>
+            </w:r>
+          </w:p>
+        </w:tc>
+        <w:tc>
+          <w:tcPr>
+            <w:tcW w:type="dxa" w:w="2160"/>
+          </w:tcPr>
+          <w:p>
+            <w:r>
+              <w:rPr>
+                <w:sz w:val="16"/>
+              </w:rPr>
+              <w:t>Hard-block changed to soft-flag</w:t>
+            </w:r>
+          </w:p>
+        </w:tc>
+        <w:tc>
+          <w:tcPr>
+            <w:tcW w:type="dxa" w:w="2160"/>
+          </w:tcPr>
+          <w:p>
+            <w:r>
+              <w:rPr>
+                <w:sz w:val="16"/>
+              </w:rPr>
+              <w:t>Test Data 9 (various)</w:t>
+            </w:r>
+          </w:p>
+        </w:tc>
+        <w:tc>
+          <w:tcPr>
+            <w:tcW w:type="dxa" w:w="2160"/>
+          </w:tcPr>
+          <w:p>
+            <w:r>
+              <w:rPr>
+                <w:sz w:val="16"/>
+              </w:rPr>
+              <w:t>Soft-flag LOW confidence instead of hard-reject</w:t>
+            </w:r>
+          </w:p>
+        </w:tc>
+      </w:tr>
+      <w:tr>
+        <w:tc>
+          <w:tcPr>
+            <w:tcW w:type="dxa" w:w="2160"/>
+          </w:tcPr>
+          <w:p>
+            <w:r>
+              <w:rPr>
+                <w:sz w:val="16"/>
+              </w:rPr>
+              <w:t>Fix D</w:t>
+            </w:r>
+          </w:p>
+        </w:tc>
+        <w:tc>
+          <w:tcPr>
+            <w:tcW w:type="dxa" w:w="2160"/>
+          </w:tcPr>
+          <w:p>
+            <w:r>
+              <w:rPr>
+                <w:sz w:val="16"/>
+              </w:rPr>
+              <w:t>No fence flag when all scans fail</w:t>
+            </w:r>
+          </w:p>
+        </w:tc>
+        <w:tc>
+          <w:tcPr>
+            <w:tcW w:type="dxa" w:w="2160"/>
+          </w:tcPr>
+          <w:p>
+            <w:r>
+              <w:rPr>
+                <w:sz w:val="16"/>
+              </w:rPr>
+              <w:t>Test Data 4 (000102.jpg)</w:t>
+            </w:r>
+          </w:p>
+        </w:tc>
+        <w:tc>
+          <w:tcPr>
+            <w:tcW w:type="dxa" w:w="2160"/>
+          </w:tcPr>
+          <w:p>
+            <w:r>
+              <w:rPr>
+                <w:sz w:val="16"/>
+              </w:rPr>
+              <w:t>Always flag for human review when fence detected</w:t>
+            </w:r>
+          </w:p>
+        </w:tc>
+      </w:tr>
+      <w:tr>
+        <w:tc>
+          <w:tcPr>
+            <w:tcW w:type="dxa" w:w="2160"/>
+          </w:tcPr>
+          <w:p>
+            <w:r>
+              <w:rPr>
+                <w:sz w:val="16"/>
+              </w:rPr>
+              <w:t>Fix E</w:t>
+            </w:r>
+          </w:p>
+        </w:tc>
+        <w:tc>
+          <w:tcPr>
+            <w:tcW w:type="dxa" w:w="2160"/>
+          </w:tcPr>
+          <w:p>
+            <w:r>
+              <w:rPr>
+                <w:sz w:val="16"/>
+              </w:rPr>
+              <w:t>Over-counting: raw box count not unique IDs</w:t>
+            </w:r>
+          </w:p>
+        </w:tc>
+        <w:tc>
+          <w:tcPr>
+            <w:tcW w:type="dxa" w:w="2160"/>
+          </w:tcPr>
+          <w:p>
+            <w:r>
+              <w:rPr>
+                <w:sz w:val="16"/>
+              </w:rPr>
+              <w:t>Test Data 9 (000903/000916)</w:t>
+            </w:r>
+          </w:p>
+        </w:tc>
+        <w:tc>
+          <w:tcPr>
+            <w:tcW w:type="dxa" w:w="2160"/>
+          </w:tcPr>
+          <w:p>
+            <w:r>
+              <w:rPr>
+                <w:sz w:val="16"/>
+              </w:rPr>
+              <w:t>tiger_count = len(set(tiger_ids))</w:t>
+            </w:r>
+          </w:p>
+        </w:tc>
+      </w:tr>
+      <w:tr>
+        <w:tc>
+          <w:tcPr>
+            <w:tcW w:type="dxa" w:w="2160"/>
+          </w:tcPr>
+          <w:p>
+            <w:r>
+              <w:rPr>
+                <w:sz w:val="16"/>
+              </w:rPr>
+              <w:t>Fix F</w:t>
+            </w:r>
+          </w:p>
+        </w:tc>
+        <w:tc>
+          <w:tcPr>
+            <w:tcW w:type="dxa" w:w="2160"/>
+          </w:tcPr>
+          <w:p>
+            <w:r>
+              <w:rPr>
+                <w:sz w:val="16"/>
+              </w:rPr>
+              <w:t>IR Night species gate failure</w:t>
+            </w:r>
+          </w:p>
+        </w:tc>
+        <w:tc>
+          <w:tcPr>
+            <w:tcW w:type="dxa" w:w="2160"/>
+          </w:tcPr>
+          <w:p>
+            <w:r>
+              <w:rPr>
+                <w:sz w:val="16"/>
+              </w:rPr>
+              <w:t>Test Data 9 (000956.jpg)</w:t>
+            </w:r>
+          </w:p>
+        </w:tc>
+        <w:tc>
+          <w:tcPr>
+            <w:tcW w:type="dxa" w:w="2160"/>
+          </w:tcPr>
+          <w:p>
+            <w:r>
+              <w:rPr>
+                <w:sz w:val="16"/>
+              </w:rPr>
+              <w:t>Bypass species gate when IR + YOLO &gt;= 0.15</w:t>
+            </w:r>
+          </w:p>
+        </w:tc>
+      </w:tr>
+      <w:tr>
+        <w:tc>
+          <w:tcPr>
+            <w:tcW w:type="dxa" w:w="2160"/>
+          </w:tcPr>
+          <w:p>
+            <w:r>
+              <w:rPr>
+                <w:sz w:val="16"/>
+              </w:rPr>
+              <w:t>Fix G</w:t>
+            </w:r>
+          </w:p>
+        </w:tc>
+        <w:tc>
+          <w:tcPr>
+            <w:tcW w:type="dxa" w:w="2160"/>
+          </w:tcPr>
+          <w:p>
+            <w:r>
+              <w:rPr>
+                <w:sz w:val="16"/>
+              </w:rPr>
+              <w:t>Vertical guard blocked Remainder + Margin</w:t>
+            </w:r>
+          </w:p>
+        </w:tc>
+        <w:tc>
+          <w:tcPr>
+            <w:tcW w:type="dxa" w:w="2160"/>
+          </w:tcPr>
+          <w:p>
+            <w:r>
+              <w:rPr>
+                <w:sz w:val="16"/>
+              </w:rPr>
+              <w:t>Test Data 9 (000909.jpg)</w:t>
+            </w:r>
+          </w:p>
+        </w:tc>
+        <w:tc>
+          <w:tcPr>
+            <w:tcW w:type="dxa" w:w="2160"/>
+          </w:tcPr>
+          <w:p>
+            <w:r>
+              <w:rPr>
+                <w:sz w:val="16"/>
+              </w:rPr>
+              <w:t>Unblock with stricter thresholds (cov 0.75, sim 0.75)</w:t>
+            </w:r>
+          </w:p>
+        </w:tc>
+      </w:tr>
+      <w:tr>
+        <w:tc>
+          <w:tcPr>
+            <w:tcW w:type="dxa" w:w="2160"/>
+          </w:tcPr>
+          <w:p>
+            <w:r>
+              <w:rPr>
+                <w:sz w:val="16"/>
+              </w:rPr>
+              <w:t>Water Fix 1</w:t>
+            </w:r>
+          </w:p>
+        </w:tc>
+        <w:tc>
+          <w:tcPr>
+            <w:tcW w:type="dxa" w:w="2160"/>
+          </w:tcPr>
+          <w:p>
+            <w:r>
+              <w:rPr>
+                <w:sz w:val="16"/>
+              </w:rPr>
+              <w:t>Grid scan water reflection over-counting</w:t>
+            </w:r>
+          </w:p>
+        </w:tc>
+        <w:tc>
+          <w:tcPr>
+            <w:tcW w:type="dxa" w:w="2160"/>
+          </w:tcPr>
+          <w:p>
+            <w:r>
+              <w:rPr>
+                <w:sz w:val="16"/>
+              </w:rPr>
+              <w:t>Test Data 1 (006000.jpeg)</w:t>
+            </w:r>
+          </w:p>
+        </w:tc>
+        <w:tc>
+          <w:tcPr>
+            <w:tcW w:type="dxa" w:w="2160"/>
+          </w:tcPr>
+          <w:p>
+            <w:r>
+              <w:rPr>
+                <w:sz w:val="16"/>
+              </w:rPr>
+              <w:t>detect_water_presence + flip_sim &gt; direct_sim</w:t>
+            </w:r>
+          </w:p>
+        </w:tc>
+      </w:tr>
+      <w:tr>
+        <w:tc>
+          <w:tcPr>
+            <w:tcW w:type="dxa" w:w="2160"/>
+          </w:tcPr>
+          <w:p>
+            <w:r>
+              <w:rPr>
+                <w:sz w:val="16"/>
+              </w:rPr>
+              <w:t>Water Fix 2</w:t>
+            </w:r>
+          </w:p>
+        </w:tc>
+        <w:tc>
+          <w:tcPr>
+            <w:tcW w:type="dxa" w:w="2160"/>
+          </w:tcPr>
+          <w:p>
+            <w:r>
+              <w:rPr>
+                <w:sz w:val="16"/>
+              </w:rPr>
+              <w:t>Brown puddle reflection not detected as water</w:t>
+            </w:r>
+          </w:p>
+        </w:tc>
+        <w:tc>
+          <w:tcPr>
+            <w:tcW w:type="dxa" w:w="2160"/>
+          </w:tcPr>
+          <w:p>
+            <w:r>
+              <w:rPr>
+                <w:sz w:val="16"/>
+              </w:rPr>
+              <w:t>Test Data 3 (007004.jpeg)</w:t>
+            </w:r>
+          </w:p>
+        </w:tc>
+        <w:tc>
+          <w:tcPr>
+            <w:tcW w:type="dxa" w:w="2160"/>
+          </w:tcPr>
+          <w:p>
+            <w:r>
+              <w:rPr>
+                <w:sz w:val="16"/>
+              </w:rPr>
+              <w:t>Removed water gate; use flip_sim &gt; direct_sim AND &gt;= 0.55</w:t>
+            </w:r>
+          </w:p>
+        </w:tc>
+      </w:tr>
+      <w:tr>
+        <w:tc>
+          <w:tcPr>
+            <w:tcW w:type="dxa" w:w="2160"/>
+          </w:tcPr>
+          <w:p>
+            <w:r>
+              <w:rPr>
+                <w:sz w:val="16"/>
+              </w:rPr>
+              <w:t>Corner Trace Fix</w:t>
+            </w:r>
+          </w:p>
+        </w:tc>
+        <w:tc>
+          <w:tcPr>
+            <w:tcW w:type="dxa" w:w="2160"/>
+          </w:tcPr>
+          <w:p>
+            <w:r>
+              <w:rPr>
+                <w:sz w:val="16"/>
+              </w:rPr>
+              <w:t>Fallback detections all labelled Corner_Trace</w:t>
+            </w:r>
+          </w:p>
+        </w:tc>
+        <w:tc>
+          <w:tcPr>
+            <w:tcW w:type="dxa" w:w="2160"/>
+          </w:tcPr>
+          <w:p>
+            <w:r>
+              <w:rPr>
+                <w:sz w:val="16"/>
+              </w:rPr>
+              <w:t>Amur Train dataset</w:t>
+            </w:r>
+          </w:p>
+        </w:tc>
+        <w:tc>
+          <w:tcPr>
+            <w:tcW w:type="dxa" w:w="2160"/>
+          </w:tcPr>
+          <w:p>
+            <w:r>
+              <w:rPr>
+                <w:sz w:val="16"/>
+              </w:rPr>
+              <w:t>Exclude Whole_Image_Fallback from corner trace check</w:t>
+            </w:r>
+          </w:p>
+        </w:tc>
+      </w:tr>
+      <w:tr>
+        <w:tc>
+          <w:tcPr>
+            <w:tcW w:type="dxa" w:w="2160"/>
+          </w:tcPr>
+          <w:p>
+            <w:r>
+              <w:rPr>
+                <w:sz w:val="16"/>
+              </w:rPr>
+              <w:t>Lion Reject Fix</w:t>
+            </w:r>
+          </w:p>
+        </w:tc>
+        <w:tc>
+          <w:tcPr>
+            <w:tcW w:type="dxa" w:w="2160"/>
+          </w:tcPr>
+          <w:p>
+            <w:r>
+              <w:rPr>
+                <w:sz w:val="16"/>
+              </w:rPr>
+              <w:t>Lion image accepted (tiger at position 3)</w:t>
+            </w:r>
+          </w:p>
+        </w:tc>
+        <w:tc>
+          <w:tcPr>
+            <w:tcW w:type="dxa" w:w="2160"/>
+          </w:tcPr>
+          <w:p>
+            <w:r>
+              <w:rPr>
+                <w:sz w:val="16"/>
+              </w:rPr>
+              <w:t>Test Data 3 (007000.jpeg)</w:t>
+            </w:r>
+          </w:p>
+        </w:tc>
+        <w:tc>
+          <w:tcPr>
+            <w:tcW w:type="dxa" w:w="2160"/>
+          </w:tcPr>
+          <w:p>
+            <w:r>
+              <w:rPr>
+                <w:sz w:val="16"/>
+              </w:rPr>
+              <w:t>Check top-1 against NON_TIGER_BIG_CATS before acceptance</w:t>
+            </w:r>
+          </w:p>
+        </w:tc>
+      </w:tr>
+      <w:tr>
+        <w:tc>
+          <w:tcPr>
+            <w:tcW w:type="dxa" w:w="2160"/>
+          </w:tcPr>
+          <w:p>
+            <w:r>
+              <w:rPr>
+                <w:sz w:val="16"/>
+              </w:rPr>
+              <w:t>Blur Fix</w:t>
+            </w:r>
+          </w:p>
+        </w:tc>
+        <w:tc>
+          <w:tcPr>
+            <w:tcW w:type="dxa" w:w="2160"/>
+          </w:tcPr>
+          <w:p>
+            <w:r>
+              <w:rPr>
+                <w:sz w:val="16"/>
+              </w:rPr>
+              <w:t>Valid images rejected as blurry</w:t>
+            </w:r>
+          </w:p>
+        </w:tc>
+        <w:tc>
+          <w:tcPr>
+            <w:tcW w:type="dxa" w:w="2160"/>
+          </w:tcPr>
+          <w:p>
+            <w:r>
+              <w:rPr>
+                <w:sz w:val="16"/>
+              </w:rPr>
+              <w:t>Test Data 4 (000143.jpg), TD5 (000182.jpg)</w:t>
+            </w:r>
+          </w:p>
+        </w:tc>
+        <w:tc>
+          <w:tcPr>
+            <w:tcW w:type="dxa" w:w="2160"/>
+          </w:tcPr>
+          <w:p>
+            <w:r>
+              <w:rPr>
+                <w:sz w:val="16"/>
+              </w:rPr>
+              <w:t>Combined Laplacian + Gradient metric, threshold 25 to 10</w:t>
+            </w:r>
+          </w:p>
+        </w:tc>
+      </w:tr>
+      <w:tr>
+        <w:tc>
+          <w:tcPr>
+            <w:tcW w:type="dxa" w:w="2160"/>
+          </w:tcPr>
+          <w:p>
+            <w:r>
+              <w:rPr>
+                <w:sz w:val="16"/>
+              </w:rPr>
+              <w:t>Orientation Fix</w:t>
+            </w:r>
+          </w:p>
+        </w:tc>
+        <w:tc>
+          <w:tcPr>
+            <w:tcW w:type="dxa" w:w="2160"/>
+          </w:tcPr>
+          <w:p>
+            <w:r>
+              <w:rPr>
+                <w:sz w:val="16"/>
+              </w:rPr>
+              <w:t>Grid scan L/R split on portrait image</w:t>
+            </w:r>
+          </w:p>
+        </w:tc>
+        <w:tc>
+          <w:tcPr>
+            <w:tcW w:type="dxa" w:w="2160"/>
+          </w:tcPr>
+          <w:p>
+            <w:r>
+              <w:rPr>
+                <w:sz w:val="16"/>
+              </w:rPr>
+              <w:t>Test Data 4 (000084.jpg)</w:t>
+            </w:r>
+          </w:p>
+        </w:tc>
+        <w:tc>
+          <w:tcPr>
+            <w:tcW w:type="dxa" w:w="2160"/>
+          </w:tcPr>
+          <w:p>
+            <w:r>
+              <w:rPr>
+                <w:sz w:val="16"/>
+              </w:rPr>
+              <w:t>Orientation-aware grid: portrait uses T/B, landscape uses L/R</w:t>
+            </w:r>
+          </w:p>
+        </w:tc>
+      </w:tr>
+    </w:tbl>
     <w:sectPr>
       <w:pgSz w:w="12240" w:h="15840"/>
       <w:pgMar w:top="1440" w:right="1800" w:bottom="1440" w:left="1800" w:header="720" w:footer="720" w:gutter="0"/>
